--- a/kit/step-cards/6-build-the-office.docx
+++ b/kit/step-cards/6-build-the-office.docx
@@ -112,7 +112,7 @@
     </w:p>
     <w:p>
       <w:r>
-        <w:t>If the run stops, type: continue. If your agent is still the template, the coordinator uses the ready-made agent you chose. Watch the projector run too: the whole room's merged agents run together at the end of this block.</w:t>
+        <w:t>If the run stops, type: continue. If your agent is still the template, the coordinator uses the ready-made agent you chose. Watch the projector run too: every agent the room shared runs together at the end of this block.</w:t>
       </w:r>
     </w:p>
     <w:p>

--- a/kit/step-cards/6-build-the-office.docx
+++ b/kit/step-cards/6-build-the-office.docx
@@ -51,15 +51,87 @@
     </w:p>
     <w:p>
       <w:pPr>
-        <w:pStyle w:val="ListNumber"/>
+        <w:pStyle w:val="Heading3"/>
       </w:pPr>
       <w:r>
-        <w:t>Open Copilot Chat: Control+Alt+I on Windows, or Command+Control+I on a Mac.</w:t>
+        <w:t>In a browser</w:t>
       </w:r>
     </w:p>
     <w:p>
       <w:pPr>
         <w:pStyle w:val="ListNumber"/>
+        <w:numPr>
+          <w:ilvl w:val="0"/>
+          <w:numId w:val="10"/>
+        </w:numPr>
+      </w:pPr>
+      <w:r>
+        <w:t>In the same conversation, paste the text for "Block 6: build the office" from letitglow.app/ahg/assistant, and press Enter. It is the longest text of the day: the coordinator, eight specialists and every checker report.</w:t>
+      </w:r>
+    </w:p>
+    <w:p>
+      <w:pPr>
+        <w:pStyle w:val="ListNumber"/>
+        <w:numPr>
+          <w:ilvl w:val="0"/>
+          <w:numId w:val="10"/>
+        </w:numPr>
+      </w:pPr>
+      <w:r>
+        <w:t>Your assistant says what is about to happen, then works through the course one file at a time, saying which specialists worked on each file.</w:t>
+      </w:r>
+    </w:p>
+    <w:p>
+      <w:pPr>
+        <w:pStyle w:val="ListNumber"/>
+        <w:numPr>
+          <w:ilvl w:val="0"/>
+          <w:numId w:val="10"/>
+        </w:numPr>
+      </w:pPr>
+      <w:r>
+        <w:t>Read the team report. Find the section your agent wrote.</w:t>
+      </w:r>
+    </w:p>
+    <w:p>
+      <w:pPr>
+        <w:pStyle w:val="ListNumber"/>
+        <w:numPr>
+          <w:ilvl w:val="0"/>
+          <w:numId w:val="10"/>
+        </w:numPr>
+      </w:pPr>
+      <w:r>
+        <w:t>Read the last line: what your agent added to the team's work.</w:t>
+      </w:r>
+    </w:p>
+    <w:p>
+      <w:pPr>
+        <w:pStyle w:val="Heading3"/>
+      </w:pPr>
+      <w:r>
+        <w:t>In VS Code</w:t>
+      </w:r>
+    </w:p>
+    <w:p>
+      <w:pPr>
+        <w:pStyle w:val="ListNumber"/>
+        <w:numPr>
+          <w:ilvl w:val="0"/>
+          <w:numId w:val="11"/>
+        </w:numPr>
+      </w:pPr>
+      <w:r>
+        <w:t>Open Copilot Chat: Control+Alt+I on Windows, or Control+Command+I on a Mac.</w:t>
+      </w:r>
+    </w:p>
+    <w:p>
+      <w:pPr>
+        <w:pStyle w:val="ListNumber"/>
+        <w:numPr>
+          <w:ilvl w:val="0"/>
+          <w:numId w:val="11"/>
+        </w:numPr>
       </w:pPr>
       <w:r>
         <w:t>Type /run-the-office and press Enter.</w:t>
@@ -68,6 +140,10 @@
     <w:p>
       <w:pPr>
         <w:pStyle w:val="ListNumber"/>
+        <w:numPr>
+          <w:ilvl w:val="0"/>
+          <w:numId w:val="11"/>
+        </w:numPr>
       </w:pPr>
       <w:r>
         <w:t>Copilot tells you what is about to happen, then works through the course one file at a time, saying which specialists worked on each file. Screen reader users hear each file as it finishes.</w:t>
@@ -76,14 +152,22 @@
     <w:p>
       <w:pPr>
         <w:pStyle w:val="ListNumber"/>
+        <w:numPr>
+          <w:ilvl w:val="0"/>
+          <w:numId w:val="11"/>
+        </w:numPr>
       </w:pPr>
       <w:r>
-        <w:t>Read the team report. Find the section your agent wrote.</w:t>
+        <w:t>Read the team report. Find the section your agent wrote. Alt+F2 on Windows, or Option+F2 on a Mac, shows the whole report as plain text.</w:t>
       </w:r>
     </w:p>
     <w:p>
       <w:pPr>
         <w:pStyle w:val="ListNumber"/>
+        <w:numPr>
+          <w:ilvl w:val="0"/>
+          <w:numId w:val="11"/>
+        </w:numPr>
       </w:pPr>
       <w:r>
         <w:t>Read the last line: what your agent added to the team's work.</w:t>
@@ -112,7 +196,7 @@
     </w:p>
     <w:p>
       <w:r>
-        <w:t>If the run stops, type: continue. If your agent is still the template, the coordinator uses the ready-made agent you chose. Watch the projector run too: every agent the room shared runs together at the end of this block.</w:t>
+        <w:t>If the run stops, type: continue. If your assistant has forgotten your agent, paste it again. Watch the projector run too: every agent the room shared runs together at the end of this block.</w:t>
       </w:r>
     </w:p>
     <w:p>
@@ -378,6 +462,18 @@
   </w:num>
   <w:num w:numId="9">
     <w:abstractNumId w:val="0"/>
+  </w:num>
+  <w:num w:numId="10">
+    <w:abstractNumId w:val="7"/>
+    <w:lvlOverride w:ilvl="0">
+      <w:startOverride w:val="1"/>
+    </w:lvlOverride>
+  </w:num>
+  <w:num w:numId="11">
+    <w:abstractNumId w:val="7"/>
+    <w:lvlOverride w:ilvl="0">
+      <w:startOverride w:val="1"/>
+    </w:lvlOverride>
   </w:num>
 </w:numbering>
 </file>
